--- a/课文_雨果《纪念伏尔泰的演说》_词语填空测试.docx
+++ b/课文_雨果《纪念伏尔泰的演说》_词语填空测试.docx
@@ -1,6 +1,6 @@
 
 <file path=word/document.xml><?xml version="1.0" encoding="utf-8"?>
-<w:document xmlns:wpc="http://schemas.microsoft.com/office/word/2010/wordprocessingCanvas" xmlns:cx="http://schemas.microsoft.com/office/drawing/2014/chartex" xmlns:cx1="http://schemas.microsoft.com/office/drawing/2015/9/8/chartex" xmlns:cx2="http://schemas.microsoft.com/office/drawing/2015/10/21/chartex" xmlns:cx3="http://schemas.microsoft.com/office/drawing/2016/5/9/chartex" xmlns:cx4="http://schemas.microsoft.com/office/drawing/2016/5/10/chartex" xmlns:cx5="http://schemas.microsoft.com/office/drawing/2016/5/11/chartex" xmlns:cx6="http://schemas.microsoft.com/office/drawing/2016/5/12/chartex" xmlns:cx7="http://schemas.microsoft.com/office/drawing/2016/5/13/chartex" xmlns:cx8="http://schemas.microsoft.com/office/drawing/2016/5/14/chartex" xmlns:mc="http://schemas.openxmlformats.org/markup-compatibility/2006" xmlns:aink="http://schemas.microsoft.com/office/drawing/2016/ink" xmlns:am3d="http://schemas.microsoft.com/office/drawing/2017/model3d" xmlns:o="urn:schemas-microsoft-com:office:office" xmlns:oel="http://schemas.microsoft.com/office/2019/extlst" xmlns:r="http://schemas.openxmlformats.org/officeDocument/2006/relationships" xmlns:m="http://schemas.openxmlformats.org/officeDocument/2006/math" xmlns:v="urn:schemas-microsoft-com:vml" xmlns:wp14="http://schemas.microsoft.com/office/word/2010/wordprocessingDrawing" xmlns:wp="http://schemas.openxmlformats.org/drawingml/2006/wordprocessingDrawing" xmlns:w10="urn:schemas-microsoft-com:office:word" xmlns:w="http://schemas.openxmlformats.org/wordprocessingml/2006/main" xmlns:w14="http://schemas.microsoft.com/office/word/2010/wordml" xmlns:w15="http://schemas.microsoft.com/office/word/2012/wordml" xmlns:w16cex="http://schemas.microsoft.com/office/word/2018/wordml/cex" xmlns:w16cid="http://schemas.microsoft.com/office/word/2016/wordml/cid" xmlns:w16="http://schemas.microsoft.com/office/word/2018/wordml" xmlns:w16du="http://schemas.microsoft.com/office/word/2023/wordml/word16du" xmlns:w16sdtdh="http://schemas.microsoft.com/office/word/2020/wordml/sdtdatahash" xmlns:w16sdtfl="http://schemas.microsoft.com/office/word/2024/wordml/sdtformatlock" xmlns:w16se="http://schemas.microsoft.com/office/word/2015/wordml/symex" xmlns:wpg="http://schemas.microsoft.com/office/word/2010/wordprocessingGroup" xmlns:wpi="http://schemas.microsoft.com/office/word/2010/wordprocessingInk" xmlns:wne="http://schemas.microsoft.com/office/word/2006/wordml" xmlns:wps="http://schemas.microsoft.com/office/word/2010/wordprocessingShape" mc:Ignorable="w14 w15 w16se w16cid w16 w16cex w16sdtdh w16sdtfl w16du wp14">
+<w:document xmlns:wpc="http://schemas.microsoft.com/office/word/2010/wordprocessingCanvas" xmlns:cx="http://schemas.microsoft.com/office/drawing/2014/chartex" xmlns:cx1="http://schemas.microsoft.com/office/drawing/2015/9/8/chartex" xmlns:cx2="http://schemas.microsoft.com/office/drawing/2015/10/21/chartex" xmlns:cx3="http://schemas.microsoft.com/office/drawing/2016/5/9/chartex" xmlns:cx4="http://schemas.microsoft.com/office/drawing/2016/5/10/chartex" xmlns:cx5="http://schemas.microsoft.com/office/drawing/2016/5/11/chartex" xmlns:cx6="http://schemas.microsoft.com/office/drawing/2016/5/12/chartex" xmlns:cx7="http://schemas.microsoft.com/office/drawing/2016/5/13/chartex" xmlns:cx8="http://schemas.microsoft.com/office/drawing/2016/5/14/chartex" xmlns:mc="http://schemas.openxmlformats.org/markup-compatibility/2006" xmlns:aink="http://schemas.microsoft.com/office/drawing/2016/ink" xmlns:am3d="http://schemas.microsoft.com/office/drawing/2017/model3d" xmlns:o="urn:schemas-microsoft-com:office:office" xmlns:oel="http://schemas.microsoft.com/office/2019/extlst" xmlns:r="http://schemas.openxmlformats.org/officeDocument/2006/relationships" xmlns:m="http://schemas.openxmlformats.org/officeDocument/2006/math" xmlns:v="urn:schemas-microsoft-com:vml" xmlns:wp14="http://schemas.microsoft.com/office/word/2010/wordprocessingDrawing" xmlns:wp="http://schemas.openxmlformats.org/drawingml/2006/wordprocessingDrawing" xmlns:w10="urn:schemas-microsoft-com:office:word" xmlns:w="http://schemas.openxmlformats.org/wordprocessingml/2006/main" xmlns:w14="http://schemas.microsoft.com/office/word/2010/wordml" xmlns:w15="http://schemas.microsoft.com/office/word/2012/wordml" xmlns:w16cex="http://schemas.microsoft.com/office/word/2018/wordml/cex" xmlns:w16cid="http://schemas.microsoft.com/office/word/2016/wordml/cid" xmlns:w16="http://schemas.microsoft.com/office/word/2018/wordml" xmlns:w16sdtdh="http://schemas.microsoft.com/office/word/2020/wordml/sdtdatahash" xmlns:w16se="http://schemas.microsoft.com/office/word/2015/wordml/symex" xmlns:wpg="http://schemas.microsoft.com/office/word/2010/wordprocessingGroup" xmlns:wpi="http://schemas.microsoft.com/office/word/2010/wordprocessingInk" xmlns:wne="http://schemas.microsoft.com/office/word/2006/wordml" xmlns:wps="http://schemas.microsoft.com/office/word/2010/wordprocessingShape" mc:Ignorable="w14 w15 w16se w16cid w16 w16cex w16sdtdh wp14">
   <w:body>
     <w:p>
       <w:pPr>
@@ -52,11 +52,14 @@
     <w:p>
       <w:pPr>
         <w:spacing w:after="240"/>
+        <w:rPr>
+          <w:color w:val="0070C0"/>
+        </w:rPr>
       </w:pPr>
       <w:r>
         <w:rPr>
           <w:rFonts w:ascii="SimSun" w:hAnsi="SimSun" w:cs="SimSun"/>
-          <w:color w:val="666666"/>
+          <w:color w:val="0070C0"/>
         </w:rPr>
         <w:t>作答说明：请参照拼音词库（见第二页），根据句子意思和上下文，在空白处填写正确的汉字。</w:t>
       </w:r>
@@ -65,7 +68,6 @@
       <w:pPr>
         <w:spacing w:after="160"/>
         <w:rPr>
-          <w:rFonts w:hint="eastAsia"/>
           <w:lang w:val="en-US"/>
         </w:rPr>
       </w:pPr>
@@ -337,13 +339,7 @@
     </w:p>
     <w:p/>
     <w:p/>
-    <w:p>
-      <w:pPr>
-        <w:rPr>
-          <w:rFonts w:hint="eastAsia"/>
-        </w:rPr>
-      </w:pPr>
-    </w:p>
+    <w:p/>
     <w:p/>
     <w:p/>
     <w:p/>
@@ -364,9 +360,6 @@
     </w:p>
     <w:p>
       <w:pPr>
-        <w:rPr>
-          <w:rFonts w:hint="eastAsia"/>
-        </w:rPr>
         <w:sectPr>
           <w:pgSz w:w="12240" w:h="15840"/>
           <w:pgMar w:top="720" w:right="900" w:bottom="720" w:left="900" w:header="708" w:footer="708" w:gutter="0"/>
@@ -409,9 +402,6 @@
     <w:p>
       <w:pPr>
         <w:spacing w:before="40" w:after="160" w:line="360" w:lineRule="auto"/>
-        <w:rPr>
-          <w:rFonts w:hint="eastAsia"/>
-        </w:rPr>
       </w:pPr>
       <w:r>
         <w:rPr>
@@ -711,9 +701,6 @@
     <w:p>
       <w:pPr>
         <w:spacing w:before="1200"/>
-        <w:rPr>
-          <w:rFonts w:hint="eastAsia"/>
-        </w:rPr>
       </w:pPr>
     </w:p>
     <w:p>
@@ -733,7 +720,7 @@
     </w:p>
     <w:tbl>
       <w:tblPr>
-        <w:tblW w:w="9360" w:type="dxa"/>
+        <w:tblW w:w="9778" w:type="dxa"/>
         <w:tblBorders>
           <w:top w:val="single" w:sz="4" w:space="0" w:color="auto"/>
           <w:left w:val="single" w:sz="4" w:space="0" w:color="auto"/>
@@ -749,22 +736,16 @@
         <w:tblLook w:val="04A0" w:firstRow="1" w:lastRow="0" w:firstColumn="1" w:lastColumn="0" w:noHBand="0" w:noVBand="1"/>
       </w:tblPr>
       <w:tblGrid>
-        <w:gridCol w:w="1872"/>
-        <w:gridCol w:w="1872"/>
-        <w:gridCol w:w="1872"/>
-        <w:gridCol w:w="1872"/>
-        <w:gridCol w:w="1872"/>
+        <w:gridCol w:w="2265"/>
+        <w:gridCol w:w="1701"/>
+        <w:gridCol w:w="1843"/>
+        <w:gridCol w:w="1985"/>
+        <w:gridCol w:w="1984"/>
       </w:tblGrid>
       <w:tr>
-        <w:tblPrEx>
-          <w:tblCellMar>
-            <w:top w:w="0" w:type="dxa"/>
-            <w:bottom w:w="0" w:type="dxa"/>
-          </w:tblCellMar>
-        </w:tblPrEx>
-        <w:tc>
-          <w:tcPr>
-            <w:tcW w:w="1872" w:type="dxa"/>
+        <w:tc>
+          <w:tcPr>
+            <w:tcW w:w="2265" w:type="dxa"/>
             <w:tcBorders>
               <w:top w:val="single" w:sz="2" w:space="0" w:color="333333"/>
               <w:left w:val="single" w:sz="2" w:space="0" w:color="333333"/>
@@ -818,7 +799,7 @@
         </w:tc>
         <w:tc>
           <w:tcPr>
-            <w:tcW w:w="1872" w:type="dxa"/>
+            <w:tcW w:w="1701" w:type="dxa"/>
             <w:tcBorders>
               <w:top w:val="single" w:sz="2" w:space="0" w:color="333333"/>
               <w:left w:val="single" w:sz="2" w:space="0" w:color="333333"/>
@@ -872,7 +853,7 @@
         </w:tc>
         <w:tc>
           <w:tcPr>
-            <w:tcW w:w="1872" w:type="dxa"/>
+            <w:tcW w:w="1843" w:type="dxa"/>
             <w:tcBorders>
               <w:top w:val="single" w:sz="2" w:space="0" w:color="333333"/>
               <w:left w:val="single" w:sz="2" w:space="0" w:color="333333"/>
@@ -926,7 +907,7 @@
         </w:tc>
         <w:tc>
           <w:tcPr>
-            <w:tcW w:w="1872" w:type="dxa"/>
+            <w:tcW w:w="1985" w:type="dxa"/>
             <w:tcBorders>
               <w:top w:val="single" w:sz="2" w:space="0" w:color="333333"/>
               <w:left w:val="single" w:sz="2" w:space="0" w:color="333333"/>
@@ -980,7 +961,7 @@
         </w:tc>
         <w:tc>
           <w:tcPr>
-            <w:tcW w:w="1872" w:type="dxa"/>
+            <w:tcW w:w="1984" w:type="dxa"/>
             <w:tcBorders>
               <w:top w:val="single" w:sz="2" w:space="0" w:color="333333"/>
               <w:left w:val="single" w:sz="2" w:space="0" w:color="333333"/>
@@ -1034,15 +1015,9 @@
         </w:tc>
       </w:tr>
       <w:tr>
-        <w:tblPrEx>
-          <w:tblCellMar>
-            <w:top w:w="0" w:type="dxa"/>
-            <w:bottom w:w="0" w:type="dxa"/>
-          </w:tblCellMar>
-        </w:tblPrEx>
-        <w:tc>
-          <w:tcPr>
-            <w:tcW w:w="1872" w:type="dxa"/>
+        <w:tc>
+          <w:tcPr>
+            <w:tcW w:w="2265" w:type="dxa"/>
             <w:tcBorders>
               <w:top w:val="single" w:sz="2" w:space="0" w:color="333333"/>
               <w:left w:val="single" w:sz="2" w:space="0" w:color="333333"/>
@@ -1136,7 +1111,7 @@
         </w:tc>
         <w:tc>
           <w:tcPr>
-            <w:tcW w:w="1872" w:type="dxa"/>
+            <w:tcW w:w="1701" w:type="dxa"/>
             <w:tcBorders>
               <w:top w:val="single" w:sz="2" w:space="0" w:color="333333"/>
               <w:left w:val="single" w:sz="2" w:space="0" w:color="333333"/>
@@ -1190,7 +1165,7 @@
         </w:tc>
         <w:tc>
           <w:tcPr>
-            <w:tcW w:w="1872" w:type="dxa"/>
+            <w:tcW w:w="1843" w:type="dxa"/>
             <w:tcBorders>
               <w:top w:val="single" w:sz="2" w:space="0" w:color="333333"/>
               <w:left w:val="single" w:sz="2" w:space="0" w:color="333333"/>
@@ -1284,7 +1259,7 @@
         </w:tc>
         <w:tc>
           <w:tcPr>
-            <w:tcW w:w="1872" w:type="dxa"/>
+            <w:tcW w:w="1985" w:type="dxa"/>
             <w:tcBorders>
               <w:top w:val="single" w:sz="2" w:space="0" w:color="333333"/>
               <w:left w:val="single" w:sz="2" w:space="0" w:color="333333"/>
@@ -1338,7 +1313,7 @@
         </w:tc>
         <w:tc>
           <w:tcPr>
-            <w:tcW w:w="1872" w:type="dxa"/>
+            <w:tcW w:w="1984" w:type="dxa"/>
             <w:tcBorders>
               <w:top w:val="single" w:sz="2" w:space="0" w:color="333333"/>
               <w:left w:val="single" w:sz="2" w:space="0" w:color="333333"/>
@@ -1392,15 +1367,9 @@
         </w:tc>
       </w:tr>
       <w:tr>
-        <w:tblPrEx>
-          <w:tblCellMar>
-            <w:top w:w="0" w:type="dxa"/>
-            <w:bottom w:w="0" w:type="dxa"/>
-          </w:tblCellMar>
-        </w:tblPrEx>
-        <w:tc>
-          <w:tcPr>
-            <w:tcW w:w="1872" w:type="dxa"/>
+        <w:tc>
+          <w:tcPr>
+            <w:tcW w:w="2265" w:type="dxa"/>
             <w:tcBorders>
               <w:top w:val="single" w:sz="2" w:space="0" w:color="333333"/>
               <w:left w:val="single" w:sz="2" w:space="0" w:color="333333"/>
@@ -1454,7 +1423,7 @@
         </w:tc>
         <w:tc>
           <w:tcPr>
-            <w:tcW w:w="1872" w:type="dxa"/>
+            <w:tcW w:w="1701" w:type="dxa"/>
             <w:tcBorders>
               <w:top w:val="single" w:sz="2" w:space="0" w:color="333333"/>
               <w:left w:val="single" w:sz="2" w:space="0" w:color="333333"/>
@@ -1508,7 +1477,7 @@
         </w:tc>
         <w:tc>
           <w:tcPr>
-            <w:tcW w:w="1872" w:type="dxa"/>
+            <w:tcW w:w="1843" w:type="dxa"/>
             <w:tcBorders>
               <w:top w:val="single" w:sz="2" w:space="0" w:color="333333"/>
               <w:left w:val="single" w:sz="2" w:space="0" w:color="333333"/>
@@ -1562,7 +1531,7 @@
         </w:tc>
         <w:tc>
           <w:tcPr>
-            <w:tcW w:w="1872" w:type="dxa"/>
+            <w:tcW w:w="1985" w:type="dxa"/>
             <w:tcBorders>
               <w:top w:val="single" w:sz="2" w:space="0" w:color="333333"/>
               <w:left w:val="single" w:sz="2" w:space="0" w:color="333333"/>
@@ -1616,7 +1585,7 @@
         </w:tc>
         <w:tc>
           <w:tcPr>
-            <w:tcW w:w="1872" w:type="dxa"/>
+            <w:tcW w:w="1984" w:type="dxa"/>
             <w:tcBorders>
               <w:top w:val="single" w:sz="2" w:space="0" w:color="333333"/>
               <w:left w:val="single" w:sz="2" w:space="0" w:color="333333"/>
@@ -1670,15 +1639,9 @@
         </w:tc>
       </w:tr>
       <w:tr>
-        <w:tblPrEx>
-          <w:tblCellMar>
-            <w:top w:w="0" w:type="dxa"/>
-            <w:bottom w:w="0" w:type="dxa"/>
-          </w:tblCellMar>
-        </w:tblPrEx>
-        <w:tc>
-          <w:tcPr>
-            <w:tcW w:w="1872" w:type="dxa"/>
+        <w:tc>
+          <w:tcPr>
+            <w:tcW w:w="2265" w:type="dxa"/>
             <w:tcBorders>
               <w:top w:val="single" w:sz="2" w:space="0" w:color="333333"/>
               <w:left w:val="single" w:sz="2" w:space="0" w:color="333333"/>
@@ -1732,7 +1695,7 @@
         </w:tc>
         <w:tc>
           <w:tcPr>
-            <w:tcW w:w="1872" w:type="dxa"/>
+            <w:tcW w:w="1701" w:type="dxa"/>
             <w:tcBorders>
               <w:top w:val="single" w:sz="2" w:space="0" w:color="333333"/>
               <w:left w:val="single" w:sz="2" w:space="0" w:color="333333"/>
@@ -1786,7 +1749,7 @@
         </w:tc>
         <w:tc>
           <w:tcPr>
-            <w:tcW w:w="1872" w:type="dxa"/>
+            <w:tcW w:w="1843" w:type="dxa"/>
             <w:tcBorders>
               <w:top w:val="single" w:sz="2" w:space="0" w:color="333333"/>
               <w:left w:val="single" w:sz="2" w:space="0" w:color="333333"/>
@@ -1840,7 +1803,7 @@
         </w:tc>
         <w:tc>
           <w:tcPr>
-            <w:tcW w:w="1872" w:type="dxa"/>
+            <w:tcW w:w="1985" w:type="dxa"/>
             <w:tcBorders>
               <w:top w:val="single" w:sz="2" w:space="0" w:color="333333"/>
               <w:left w:val="single" w:sz="2" w:space="0" w:color="333333"/>
@@ -1894,7 +1857,7 @@
         </w:tc>
         <w:tc>
           <w:tcPr>
-            <w:tcW w:w="1872" w:type="dxa"/>
+            <w:tcW w:w="1984" w:type="dxa"/>
             <w:tcBorders>
               <w:top w:val="single" w:sz="2" w:space="0" w:color="333333"/>
               <w:left w:val="single" w:sz="2" w:space="0" w:color="333333"/>
@@ -1948,15 +1911,9 @@
         </w:tc>
       </w:tr>
       <w:tr>
-        <w:tblPrEx>
-          <w:tblCellMar>
-            <w:top w:w="0" w:type="dxa"/>
-            <w:bottom w:w="0" w:type="dxa"/>
-          </w:tblCellMar>
-        </w:tblPrEx>
-        <w:tc>
-          <w:tcPr>
-            <w:tcW w:w="1872" w:type="dxa"/>
+        <w:tc>
+          <w:tcPr>
+            <w:tcW w:w="2265" w:type="dxa"/>
             <w:tcBorders>
               <w:top w:val="single" w:sz="2" w:space="0" w:color="333333"/>
               <w:left w:val="single" w:sz="2" w:space="0" w:color="333333"/>
@@ -2010,7 +1967,7 @@
         </w:tc>
         <w:tc>
           <w:tcPr>
-            <w:tcW w:w="1872" w:type="dxa"/>
+            <w:tcW w:w="1701" w:type="dxa"/>
             <w:tcBorders>
               <w:top w:val="single" w:sz="2" w:space="0" w:color="333333"/>
               <w:left w:val="single" w:sz="2" w:space="0" w:color="333333"/>
@@ -2064,7 +2021,7 @@
         </w:tc>
         <w:tc>
           <w:tcPr>
-            <w:tcW w:w="1872" w:type="dxa"/>
+            <w:tcW w:w="1843" w:type="dxa"/>
             <w:tcBorders>
               <w:top w:val="single" w:sz="2" w:space="0" w:color="333333"/>
               <w:left w:val="single" w:sz="2" w:space="0" w:color="333333"/>
@@ -2118,7 +2075,7 @@
         </w:tc>
         <w:tc>
           <w:tcPr>
-            <w:tcW w:w="1872" w:type="dxa"/>
+            <w:tcW w:w="1985" w:type="dxa"/>
             <w:tcBorders>
               <w:top w:val="single" w:sz="2" w:space="0" w:color="333333"/>
               <w:left w:val="single" w:sz="2" w:space="0" w:color="333333"/>
@@ -2172,7 +2129,7 @@
         </w:tc>
         <w:tc>
           <w:tcPr>
-            <w:tcW w:w="1872" w:type="dxa"/>
+            <w:tcW w:w="1984" w:type="dxa"/>
             <w:tcBorders>
               <w:top w:val="single" w:sz="2" w:space="0" w:color="333333"/>
               <w:left w:val="single" w:sz="2" w:space="0" w:color="333333"/>
@@ -2243,15 +2200,7 @@
       </w:pPr>
       <w:r>
         <w:lastRenderedPageBreak/>
-        <w:t>《</w:t>
-      </w:r>
-      <w:proofErr w:type="spellStart"/>
-      <w:r>
-        <w:t>纪念伏尔泰逝世一百周年的演说</w:t>
-      </w:r>
-      <w:proofErr w:type="spellEnd"/>
-      <w:r>
-        <w:t>》</w:t>
+        <w:t>《纪念伏尔泰逝世一百周年的演说》</w:t>
       </w:r>
     </w:p>
     <w:p>
@@ -2259,19 +2208,15 @@
         <w:spacing w:after="80"/>
         <w:jc w:val="center"/>
       </w:pPr>
-      <w:proofErr w:type="spellStart"/>
       <w:r>
         <w:t>词语填空测试</w:t>
       </w:r>
-      <w:proofErr w:type="spellEnd"/>
       <w:r>
         <w:t xml:space="preserve">  —  </w:t>
       </w:r>
-      <w:proofErr w:type="spellStart"/>
       <w:r>
         <w:t>教师答案卡</w:t>
       </w:r>
-      <w:proofErr w:type="spellEnd"/>
     </w:p>
     <w:p>
       <w:pPr>
@@ -2279,23 +2224,13 @@
         <w:jc w:val="center"/>
       </w:pPr>
       <w:r>
-        <w:t>（</w:t>
-      </w:r>
-      <w:proofErr w:type="spellStart"/>
-      <w:r>
-        <w:t>词库顺序已随机打乱，题目顺序保持</w:t>
-      </w:r>
-      <w:proofErr w:type="spellEnd"/>
+        <w:t>（词库顺序已随机打乱，题目顺序保持</w:t>
+      </w:r>
       <w:r>
         <w:t xml:space="preserve"> 1-25 </w:t>
       </w:r>
-      <w:proofErr w:type="spellStart"/>
-      <w:r>
-        <w:t>不变</w:t>
-      </w:r>
-      <w:proofErr w:type="spellEnd"/>
-      <w:r>
-        <w:t>）</w:t>
+      <w:r>
+        <w:t>不变）</w:t>
       </w:r>
     </w:p>
     <w:p>
@@ -2339,12 +2274,6 @@
         <w:gridCol w:w="1354"/>
       </w:tblGrid>
       <w:tr>
-        <w:tblPrEx>
-          <w:tblCellMar>
-            <w:top w:w="0" w:type="dxa"/>
-            <w:bottom w:w="0" w:type="dxa"/>
-          </w:tblCellMar>
-        </w:tblPrEx>
         <w:tc>
           <w:tcPr>
             <w:tcW w:w="706" w:type="dxa"/>
@@ -2687,12 +2616,6 @@
         </w:tc>
       </w:tr>
       <w:tr>
-        <w:tblPrEx>
-          <w:tblCellMar>
-            <w:top w:w="0" w:type="dxa"/>
-            <w:bottom w:w="0" w:type="dxa"/>
-          </w:tblCellMar>
-        </w:tblPrEx>
         <w:tc>
           <w:tcPr>
             <w:tcW w:w="706" w:type="dxa"/>
@@ -3020,12 +2943,6 @@
         </w:tc>
       </w:tr>
       <w:tr>
-        <w:tblPrEx>
-          <w:tblCellMar>
-            <w:top w:w="0" w:type="dxa"/>
-            <w:bottom w:w="0" w:type="dxa"/>
-          </w:tblCellMar>
-        </w:tblPrEx>
         <w:tc>
           <w:tcPr>
             <w:tcW w:w="706" w:type="dxa"/>
@@ -3353,12 +3270,6 @@
         </w:tc>
       </w:tr>
       <w:tr>
-        <w:tblPrEx>
-          <w:tblCellMar>
-            <w:top w:w="0" w:type="dxa"/>
-            <w:bottom w:w="0" w:type="dxa"/>
-          </w:tblCellMar>
-        </w:tblPrEx>
         <w:tc>
           <w:tcPr>
             <w:tcW w:w="706" w:type="dxa"/>
@@ -3686,12 +3597,6 @@
         </w:tc>
       </w:tr>
       <w:tr>
-        <w:tblPrEx>
-          <w:tblCellMar>
-            <w:top w:w="0" w:type="dxa"/>
-            <w:bottom w:w="0" w:type="dxa"/>
-          </w:tblCellMar>
-        </w:tblPrEx>
         <w:tc>
           <w:tcPr>
             <w:tcW w:w="706" w:type="dxa"/>
@@ -4019,12 +3924,6 @@
         </w:tc>
       </w:tr>
       <w:tr>
-        <w:tblPrEx>
-          <w:tblCellMar>
-            <w:top w:w="0" w:type="dxa"/>
-            <w:bottom w:w="0" w:type="dxa"/>
-          </w:tblCellMar>
-        </w:tblPrEx>
         <w:tc>
           <w:tcPr>
             <w:tcW w:w="706" w:type="dxa"/>
@@ -4407,7 +4306,7 @@
 </file>
 
 <file path=word/numbering.xml><?xml version="1.0" encoding="utf-8"?>
-<w:numbering xmlns:wpc="http://schemas.microsoft.com/office/word/2010/wordprocessingCanvas" xmlns:cx="http://schemas.microsoft.com/office/drawing/2014/chartex" xmlns:cx1="http://schemas.microsoft.com/office/drawing/2015/9/8/chartex" xmlns:cx2="http://schemas.microsoft.com/office/drawing/2015/10/21/chartex" xmlns:cx3="http://schemas.microsoft.com/office/drawing/2016/5/9/chartex" xmlns:cx4="http://schemas.microsoft.com/office/drawing/2016/5/10/chartex" xmlns:cx5="http://schemas.microsoft.com/office/drawing/2016/5/11/chartex" xmlns:cx6="http://schemas.microsoft.com/office/drawing/2016/5/12/chartex" xmlns:cx7="http://schemas.microsoft.com/office/drawing/2016/5/13/chartex" xmlns:cx8="http://schemas.microsoft.com/office/drawing/2016/5/14/chartex" xmlns:mc="http://schemas.openxmlformats.org/markup-compatibility/2006" xmlns:aink="http://schemas.microsoft.com/office/drawing/2016/ink" xmlns:am3d="http://schemas.microsoft.com/office/drawing/2017/model3d" xmlns:o="urn:schemas-microsoft-com:office:office" xmlns:oel="http://schemas.microsoft.com/office/2019/extlst" xmlns:r="http://schemas.openxmlformats.org/officeDocument/2006/relationships" xmlns:m="http://schemas.openxmlformats.org/officeDocument/2006/math" xmlns:v="urn:schemas-microsoft-com:vml" xmlns:wp14="http://schemas.microsoft.com/office/word/2010/wordprocessingDrawing" xmlns:wp="http://schemas.openxmlformats.org/drawingml/2006/wordprocessingDrawing" xmlns:w10="urn:schemas-microsoft-com:office:word" xmlns:w="http://schemas.openxmlformats.org/wordprocessingml/2006/main" xmlns:w14="http://schemas.microsoft.com/office/word/2010/wordml" xmlns:w15="http://schemas.microsoft.com/office/word/2012/wordml" xmlns:w16cex="http://schemas.microsoft.com/office/word/2018/wordml/cex" xmlns:w16cid="http://schemas.microsoft.com/office/word/2016/wordml/cid" xmlns:w16="http://schemas.microsoft.com/office/word/2018/wordml" xmlns:w16du="http://schemas.microsoft.com/office/word/2023/wordml/word16du" xmlns:w16sdtdh="http://schemas.microsoft.com/office/word/2020/wordml/sdtdatahash" xmlns:w16sdtfl="http://schemas.microsoft.com/office/word/2024/wordml/sdtformatlock" xmlns:w16se="http://schemas.microsoft.com/office/word/2015/wordml/symex" xmlns:wpg="http://schemas.microsoft.com/office/word/2010/wordprocessingGroup" xmlns:wpi="http://schemas.microsoft.com/office/word/2010/wordprocessingInk" xmlns:wne="http://schemas.microsoft.com/office/word/2006/wordml" xmlns:wps="http://schemas.microsoft.com/office/word/2010/wordprocessingShape" mc:Ignorable="w14 w15 w16se w16cid w16 w16cex w16sdtdh w16sdtfl w16du wp14">
+<w:numbering xmlns:wpc="http://schemas.microsoft.com/office/word/2010/wordprocessingCanvas" xmlns:cx="http://schemas.microsoft.com/office/drawing/2014/chartex" xmlns:cx1="http://schemas.microsoft.com/office/drawing/2015/9/8/chartex" xmlns:cx2="http://schemas.microsoft.com/office/drawing/2015/10/21/chartex" xmlns:cx3="http://schemas.microsoft.com/office/drawing/2016/5/9/chartex" xmlns:cx4="http://schemas.microsoft.com/office/drawing/2016/5/10/chartex" xmlns:cx5="http://schemas.microsoft.com/office/drawing/2016/5/11/chartex" xmlns:cx6="http://schemas.microsoft.com/office/drawing/2016/5/12/chartex" xmlns:cx7="http://schemas.microsoft.com/office/drawing/2016/5/13/chartex" xmlns:cx8="http://schemas.microsoft.com/office/drawing/2016/5/14/chartex" xmlns:mc="http://schemas.openxmlformats.org/markup-compatibility/2006" xmlns:aink="http://schemas.microsoft.com/office/drawing/2016/ink" xmlns:am3d="http://schemas.microsoft.com/office/drawing/2017/model3d" xmlns:o="urn:schemas-microsoft-com:office:office" xmlns:oel="http://schemas.microsoft.com/office/2019/extlst" xmlns:r="http://schemas.openxmlformats.org/officeDocument/2006/relationships" xmlns:m="http://schemas.openxmlformats.org/officeDocument/2006/math" xmlns:v="urn:schemas-microsoft-com:vml" xmlns:wp14="http://schemas.microsoft.com/office/word/2010/wordprocessingDrawing" xmlns:wp="http://schemas.openxmlformats.org/drawingml/2006/wordprocessingDrawing" xmlns:w10="urn:schemas-microsoft-com:office:word" xmlns:w="http://schemas.openxmlformats.org/wordprocessingml/2006/main" xmlns:w14="http://schemas.microsoft.com/office/word/2010/wordml" xmlns:w15="http://schemas.microsoft.com/office/word/2012/wordml" xmlns:w16cex="http://schemas.microsoft.com/office/word/2018/wordml/cex" xmlns:w16cid="http://schemas.microsoft.com/office/word/2016/wordml/cid" xmlns:w16="http://schemas.microsoft.com/office/word/2018/wordml" xmlns:w16sdtdh="http://schemas.microsoft.com/office/word/2020/wordml/sdtdatahash" xmlns:w16se="http://schemas.microsoft.com/office/word/2015/wordml/symex" xmlns:wpg="http://schemas.microsoft.com/office/word/2010/wordprocessingGroup" xmlns:wpi="http://schemas.microsoft.com/office/word/2010/wordprocessingInk" xmlns:wne="http://schemas.microsoft.com/office/word/2006/wordml" xmlns:wps="http://schemas.microsoft.com/office/word/2010/wordprocessingShape" mc:Ignorable="w14 w15 w16se w16cid w16 w16cex w16sdtdh wp14">
   <w:abstractNum w:abstractNumId="0" w15:restartNumberingAfterBreak="0">
     <w:nsid w:val="398979D2"/>
     <w:multiLevelType w:val="hybridMultilevel"/>
@@ -4504,7 +4403,7 @@
 </file>
 
 <file path=word/styles.xml><?xml version="1.0" encoding="utf-8"?>
-<w:styles xmlns:mc="http://schemas.openxmlformats.org/markup-compatibility/2006" xmlns:r="http://schemas.openxmlformats.org/officeDocument/2006/relationships" xmlns:w="http://schemas.openxmlformats.org/wordprocessingml/2006/main" xmlns:w14="http://schemas.microsoft.com/office/word/2010/wordml" xmlns:w15="http://schemas.microsoft.com/office/word/2012/wordml" xmlns:w16cex="http://schemas.microsoft.com/office/word/2018/wordml/cex" xmlns:w16cid="http://schemas.microsoft.com/office/word/2016/wordml/cid" xmlns:w16="http://schemas.microsoft.com/office/word/2018/wordml" xmlns:w16du="http://schemas.microsoft.com/office/word/2023/wordml/word16du" xmlns:w16sdtdh="http://schemas.microsoft.com/office/word/2020/wordml/sdtdatahash" xmlns:w16sdtfl="http://schemas.microsoft.com/office/word/2024/wordml/sdtformatlock" xmlns:w16se="http://schemas.microsoft.com/office/word/2015/wordml/symex" mc:Ignorable="w14 w15 w16se w16cid w16 w16cex w16sdtdh w16sdtfl w16du">
+<w:styles xmlns:mc="http://schemas.openxmlformats.org/markup-compatibility/2006" xmlns:r="http://schemas.openxmlformats.org/officeDocument/2006/relationships" xmlns:w="http://schemas.openxmlformats.org/wordprocessingml/2006/main" xmlns:w14="http://schemas.microsoft.com/office/word/2010/wordml" xmlns:w15="http://schemas.microsoft.com/office/word/2012/wordml" xmlns:w16cex="http://schemas.microsoft.com/office/word/2018/wordml/cex" xmlns:w16cid="http://schemas.microsoft.com/office/word/2016/wordml/cid" xmlns:w16="http://schemas.microsoft.com/office/word/2018/wordml" xmlns:w16sdtdh="http://schemas.microsoft.com/office/word/2020/wordml/sdtdatahash" xmlns:w16se="http://schemas.microsoft.com/office/word/2015/wordml/symex" mc:Ignorable="w14 w15 w16se w16cid w16 w16cex w16sdtdh">
   <w:docDefaults>
     <w:rPrDefault>
       <w:rPr>

--- a/课文_雨果《纪念伏尔泰的演说》_词语填空测试.docx
+++ b/课文_雨果《纪念伏尔泰的演说》_词语填空测试.docx
@@ -52,11 +52,14 @@
     <w:p>
       <w:pPr>
         <w:spacing w:after="240"/>
+        <w:rPr>
+          <w:color w:val="EE0000"/>
+        </w:rPr>
       </w:pPr>
       <w:r>
         <w:rPr>
           <w:rFonts w:ascii="SimSun" w:hAnsi="SimSun" w:cs="SimSun"/>
-          <w:color w:val="666666"/>
+          <w:color w:val="EE0000"/>
         </w:rPr>
         <w:t>作答说明：请参照拼音词库（见第二页），根据句子意思和上下文，在空白处填写正确的汉字。</w:t>
       </w:r>
@@ -65,7 +68,6 @@
       <w:pPr>
         <w:spacing w:after="160"/>
         <w:rPr>
-          <w:rFonts w:hint="eastAsia"/>
           <w:lang w:val="en-US"/>
         </w:rPr>
       </w:pPr>
@@ -337,13 +339,7 @@
     </w:p>
     <w:p/>
     <w:p/>
-    <w:p>
-      <w:pPr>
-        <w:rPr>
-          <w:rFonts w:hint="eastAsia"/>
-        </w:rPr>
-      </w:pPr>
-    </w:p>
+    <w:p/>
     <w:p/>
     <w:p/>
     <w:p/>
@@ -364,9 +360,6 @@
     </w:p>
     <w:p>
       <w:pPr>
-        <w:rPr>
-          <w:rFonts w:hint="eastAsia"/>
-        </w:rPr>
         <w:sectPr>
           <w:pgSz w:w="12240" w:h="15840"/>
           <w:pgMar w:top="720" w:right="900" w:bottom="720" w:left="900" w:header="708" w:footer="708" w:gutter="0"/>
@@ -409,9 +402,6 @@
     <w:p>
       <w:pPr>
         <w:spacing w:before="40" w:after="160" w:line="360" w:lineRule="auto"/>
-        <w:rPr>
-          <w:rFonts w:hint="eastAsia"/>
-        </w:rPr>
       </w:pPr>
       <w:r>
         <w:rPr>
@@ -711,9 +701,6 @@
     <w:p>
       <w:pPr>
         <w:spacing w:before="1200"/>
-        <w:rPr>
-          <w:rFonts w:hint="eastAsia"/>
-        </w:rPr>
       </w:pPr>
     </w:p>
     <w:p>
@@ -756,12 +743,6 @@
         <w:gridCol w:w="1872"/>
       </w:tblGrid>
       <w:tr>
-        <w:tblPrEx>
-          <w:tblCellMar>
-            <w:top w:w="0" w:type="dxa"/>
-            <w:bottom w:w="0" w:type="dxa"/>
-          </w:tblCellMar>
-        </w:tblPrEx>
         <w:tc>
           <w:tcPr>
             <w:tcW w:w="1872" w:type="dxa"/>
@@ -1034,12 +1015,6 @@
         </w:tc>
       </w:tr>
       <w:tr>
-        <w:tblPrEx>
-          <w:tblCellMar>
-            <w:top w:w="0" w:type="dxa"/>
-            <w:bottom w:w="0" w:type="dxa"/>
-          </w:tblCellMar>
-        </w:tblPrEx>
         <w:tc>
           <w:tcPr>
             <w:tcW w:w="1872" w:type="dxa"/>
@@ -1392,12 +1367,6 @@
         </w:tc>
       </w:tr>
       <w:tr>
-        <w:tblPrEx>
-          <w:tblCellMar>
-            <w:top w:w="0" w:type="dxa"/>
-            <w:bottom w:w="0" w:type="dxa"/>
-          </w:tblCellMar>
-        </w:tblPrEx>
         <w:tc>
           <w:tcPr>
             <w:tcW w:w="1872" w:type="dxa"/>
@@ -1670,12 +1639,6 @@
         </w:tc>
       </w:tr>
       <w:tr>
-        <w:tblPrEx>
-          <w:tblCellMar>
-            <w:top w:w="0" w:type="dxa"/>
-            <w:bottom w:w="0" w:type="dxa"/>
-          </w:tblCellMar>
-        </w:tblPrEx>
         <w:tc>
           <w:tcPr>
             <w:tcW w:w="1872" w:type="dxa"/>
@@ -1948,12 +1911,6 @@
         </w:tc>
       </w:tr>
       <w:tr>
-        <w:tblPrEx>
-          <w:tblCellMar>
-            <w:top w:w="0" w:type="dxa"/>
-            <w:bottom w:w="0" w:type="dxa"/>
-          </w:tblCellMar>
-        </w:tblPrEx>
         <w:tc>
           <w:tcPr>
             <w:tcW w:w="1872" w:type="dxa"/>
@@ -2243,15 +2200,7 @@
       </w:pPr>
       <w:r>
         <w:lastRenderedPageBreak/>
-        <w:t>《</w:t>
-      </w:r>
-      <w:proofErr w:type="spellStart"/>
-      <w:r>
-        <w:t>纪念伏尔泰逝世一百周年的演说</w:t>
-      </w:r>
-      <w:proofErr w:type="spellEnd"/>
-      <w:r>
-        <w:t>》</w:t>
+        <w:t>《纪念伏尔泰逝世一百周年的演说》</w:t>
       </w:r>
     </w:p>
     <w:p>
@@ -2259,19 +2208,15 @@
         <w:spacing w:after="80"/>
         <w:jc w:val="center"/>
       </w:pPr>
-      <w:proofErr w:type="spellStart"/>
       <w:r>
         <w:t>词语填空测试</w:t>
       </w:r>
-      <w:proofErr w:type="spellEnd"/>
       <w:r>
         <w:t xml:space="preserve">  —  </w:t>
       </w:r>
-      <w:proofErr w:type="spellStart"/>
       <w:r>
         <w:t>教师答案卡</w:t>
       </w:r>
-      <w:proofErr w:type="spellEnd"/>
     </w:p>
     <w:p>
       <w:pPr>
@@ -2279,23 +2224,13 @@
         <w:jc w:val="center"/>
       </w:pPr>
       <w:r>
-        <w:t>（</w:t>
-      </w:r>
-      <w:proofErr w:type="spellStart"/>
-      <w:r>
-        <w:t>词库顺序已随机打乱，题目顺序保持</w:t>
-      </w:r>
-      <w:proofErr w:type="spellEnd"/>
+        <w:t>（词库顺序已随机打乱，题目顺序保持</w:t>
+      </w:r>
       <w:r>
         <w:t xml:space="preserve"> 1-25 </w:t>
       </w:r>
-      <w:proofErr w:type="spellStart"/>
-      <w:r>
-        <w:t>不变</w:t>
-      </w:r>
-      <w:proofErr w:type="spellEnd"/>
-      <w:r>
-        <w:t>）</w:t>
+      <w:r>
+        <w:t>不变）</w:t>
       </w:r>
     </w:p>
     <w:p>
@@ -2339,12 +2274,6 @@
         <w:gridCol w:w="1354"/>
       </w:tblGrid>
       <w:tr>
-        <w:tblPrEx>
-          <w:tblCellMar>
-            <w:top w:w="0" w:type="dxa"/>
-            <w:bottom w:w="0" w:type="dxa"/>
-          </w:tblCellMar>
-        </w:tblPrEx>
         <w:tc>
           <w:tcPr>
             <w:tcW w:w="706" w:type="dxa"/>
@@ -2687,12 +2616,6 @@
         </w:tc>
       </w:tr>
       <w:tr>
-        <w:tblPrEx>
-          <w:tblCellMar>
-            <w:top w:w="0" w:type="dxa"/>
-            <w:bottom w:w="0" w:type="dxa"/>
-          </w:tblCellMar>
-        </w:tblPrEx>
         <w:tc>
           <w:tcPr>
             <w:tcW w:w="706" w:type="dxa"/>
@@ -3020,12 +2943,6 @@
         </w:tc>
       </w:tr>
       <w:tr>
-        <w:tblPrEx>
-          <w:tblCellMar>
-            <w:top w:w="0" w:type="dxa"/>
-            <w:bottom w:w="0" w:type="dxa"/>
-          </w:tblCellMar>
-        </w:tblPrEx>
         <w:tc>
           <w:tcPr>
             <w:tcW w:w="706" w:type="dxa"/>
@@ -3353,12 +3270,6 @@
         </w:tc>
       </w:tr>
       <w:tr>
-        <w:tblPrEx>
-          <w:tblCellMar>
-            <w:top w:w="0" w:type="dxa"/>
-            <w:bottom w:w="0" w:type="dxa"/>
-          </w:tblCellMar>
-        </w:tblPrEx>
         <w:tc>
           <w:tcPr>
             <w:tcW w:w="706" w:type="dxa"/>
@@ -3686,12 +3597,6 @@
         </w:tc>
       </w:tr>
       <w:tr>
-        <w:tblPrEx>
-          <w:tblCellMar>
-            <w:top w:w="0" w:type="dxa"/>
-            <w:bottom w:w="0" w:type="dxa"/>
-          </w:tblCellMar>
-        </w:tblPrEx>
         <w:tc>
           <w:tcPr>
             <w:tcW w:w="706" w:type="dxa"/>
@@ -4019,12 +3924,6 @@
         </w:tc>
       </w:tr>
       <w:tr>
-        <w:tblPrEx>
-          <w:tblCellMar>
-            <w:top w:w="0" w:type="dxa"/>
-            <w:bottom w:w="0" w:type="dxa"/>
-          </w:tblCellMar>
-        </w:tblPrEx>
         <w:tc>
           <w:tcPr>
             <w:tcW w:w="706" w:type="dxa"/>
